--- a/ru/wisdom-stories/empty-boat.docx
+++ b/ru/wisdom-stories/empty-boat.docx
@@ -66,7 +66,7 @@
         <w:rPr>
           <w:lang/>
         </w:rPr>
-        <w:t>Вдруг в мою лодку врезалась другая. Я вздрогнул, очнулся от своих мыслей и почувствовал, как меня охватывает гнев. Открыл глаза, собираясь отчитать того, кто ею управлял. Но лодка передо мной была пуста.</w:t>
+        <w:t xml:space="preserve">Вдруг в мою лодку врезалась другая. Я вздрогнул, вышел из задумчивости и почувствовал, как меня охватывает гнев. Открыл глаза, собираясь отчитать того, кто ею управлял. Но лодка передо мной была пуста.</w:t>
       </w:r>
     </w:p>
     <w:p>
